--- a/internal_doc/05.测试设计/story/sequoia-S3/对象管理/Story-SequoiaDB兼容AmazonS3接口_支持listObjectV1测试设计.docx
+++ b/internal_doc/05.测试设计/story/sequoia-S3/对象管理/Story-SequoiaDB兼容AmazonS3接口_支持listObjectV1测试设计.docx
@@ -3563,6 +3563,12 @@
       <w:r>
         <w:rPr>
           <w:rFonts w:hint="eastAsia"/>
+        </w:rPr>
+        <w:t>1</w:t>
+      </w:r>
+      <w:r>
+        <w:rPr>
+          <w:rFonts w:hint="eastAsia"/>
           <w:color w:val="000000" w:themeColor="text1"/>
         </w:rPr>
         <w:t>访问</w:t>
@@ -7374,7 +7380,7 @@
         <w:rPr>
           <w:rFonts w:hint="eastAsia"/>
         </w:rPr>
-        <w:t>）查询目录表中服务</w:t>
+        <w:t>）查询目录表中匹配</w:t>
       </w:r>
       <w:r>
         <w:rPr>
@@ -9168,6 +9174,24 @@
           <w:rFonts w:hint="eastAsia"/>
         </w:rPr>
         <w:t>）验证查询返回字段属性信息</w:t>
+      </w:r>
+      <w:r>
+        <w:rPr>
+          <w:rFonts w:hint="eastAsia"/>
+        </w:rPr>
+        <w:t>（补充测试</w:t>
+      </w:r>
+      <w:r>
+        <w:rPr>
+          <w:rFonts w:hint="eastAsia"/>
+        </w:rPr>
+        <w:t>v2</w:t>
+      </w:r>
+      <w:r>
+        <w:rPr>
+          <w:rFonts w:hint="eastAsia"/>
+        </w:rPr>
+        <w:t>）</w:t>
       </w:r>
     </w:p>
     <w:p>
@@ -10480,6 +10504,9 @@
               </w:numPr>
               <w:spacing w:line="276" w:lineRule="auto"/>
               <w:ind w:firstLineChars="0"/>
+              <w:rPr>
+                <w:rFonts w:hint="eastAsia"/>
+              </w:rPr>
             </w:pPr>
             <w:r>
               <w:t>P</w:t>
@@ -10555,6 +10582,23 @@
                 <w:rFonts w:hint="eastAsia"/>
               </w:rPr>
               <w:t>）</w:t>
+            </w:r>
+          </w:p>
+          <w:p>
+            <w:pPr>
+              <w:pStyle w:val="ListParagraph"/>
+              <w:numPr>
+                <w:ilvl w:val="0"/>
+                <w:numId w:val="15"/>
+              </w:numPr>
+              <w:spacing w:line="276" w:lineRule="auto"/>
+              <w:ind w:firstLineChars="0"/>
+            </w:pPr>
+            <w:r>
+              <w:rPr>
+                <w:rFonts w:hint="eastAsia"/>
+              </w:rPr>
+              <w:t>匹配记录</w:t>
             </w:r>
           </w:p>
         </w:tc>
@@ -11105,6 +11149,7 @@
                 <w:iCs/>
                 <w:color w:val="000000"/>
               </w:rPr>
+              <w:lastRenderedPageBreak/>
               <w:t>查询</w:t>
             </w:r>
             <w:r>
@@ -11186,7 +11231,6 @@
                 <w:iCs/>
                 <w:color w:val="000000"/>
               </w:rPr>
-              <w:lastRenderedPageBreak/>
               <w:t>查询达到</w:t>
             </w:r>
             <w:r>
@@ -11993,9 +12037,6 @@
           <w:ilvl w:val="0"/>
           <w:numId w:val="19"/>
         </w:numPr>
-        <w:rPr>
-          <w:rFonts w:hint="eastAsia"/>
-        </w:rPr>
       </w:pPr>
       <w:r>
         <w:rPr>
@@ -12023,9 +12064,6 @@
           <w:ilvl w:val="0"/>
           <w:numId w:val="19"/>
         </w:numPr>
-        <w:rPr>
-          <w:rFonts w:hint="eastAsia"/>
-        </w:rPr>
       </w:pPr>
       <w:r>
         <w:rPr>
@@ -12355,7 +12393,14 @@
               <w:rPr>
                 <w:rFonts w:ascii="Times New Roman" w:hAnsi="Times New Roman" w:hint="eastAsia"/>
               </w:rPr>
-              <w:t>并发相同条件查询对象列表</w:t>
+              <w:t>并发相同条件查询对象</w:t>
+            </w:r>
+            <w:r>
+              <w:rPr>
+                <w:rFonts w:ascii="Times New Roman" w:hAnsi="Times New Roman" w:hint="eastAsia"/>
+              </w:rPr>
+              <w:lastRenderedPageBreak/>
+              <w:t>列表</w:t>
             </w:r>
           </w:p>
         </w:tc>
@@ -12378,6 +12423,7 @@
               <w:rPr>
                 <w:rFonts w:ascii="Times New Roman" w:hAnsi="Times New Roman" w:hint="eastAsia"/>
               </w:rPr>
+              <w:lastRenderedPageBreak/>
               <w:t>操作</w:t>
             </w:r>
             <w:r>
@@ -13082,16 +13128,8 @@
                 <w:sz w:val="20"/>
                 <w:szCs w:val="20"/>
               </w:rPr>
-              <w:t>查询对象列</w:t>
-            </w:r>
-            <w:r>
-              <w:rPr>
-                <w:rFonts w:ascii="Arial" w:hAnsi="Arial" w:cs="Arial" w:hint="eastAsia"/>
-                <w:sz w:val="20"/>
-                <w:szCs w:val="20"/>
-              </w:rPr>
               <w:lastRenderedPageBreak/>
-              <w:t>表信息</w:t>
+              <w:t>查询对象列表信息</w:t>
             </w:r>
           </w:p>
           <w:p>
@@ -13255,7 +13293,7 @@
               <w:rPr>
                 <w:noProof/>
               </w:rPr>
-              <w:t>2019-6-12</w:t>
+              <w:t>2019-6-14</w:t>
             </w:r>
           </w:fldSimple>
         </w:p>
@@ -17814,6 +17852,21 @@
 </file>
 
 <file path=customXml/item1.xml><?xml version="1.0" encoding="utf-8"?>
+<p:properties xmlns:p="http://schemas.microsoft.com/office/2006/metadata/properties" xmlns:xsi="http://www.w3.org/2001/XMLSchema-instance">
+  <documentManagement/>
+</p:properties>
+</file>
+
+<file path=customXml/item2.xml><?xml version="1.0" encoding="utf-8"?>
+<?mso-contentType ?>
+<FormTemplates xmlns="http://schemas.microsoft.com/sharepoint/v3/contenttype/forms">
+  <Display>DocumentLibraryForm</Display>
+  <Edit>DocumentLibraryForm</Edit>
+  <New>DocumentLibraryForm</New>
+</FormTemplates>
+</file>
+
+<file path=customXml/item3.xml><?xml version="1.0" encoding="utf-8"?>
 <ct:contentTypeSchema xmlns:ct="http://schemas.microsoft.com/office/2006/metadata/contentType" xmlns:ma="http://schemas.microsoft.com/office/2006/metadata/properties/metaAttributes" ct:_="" ma:_="" ma:contentTypeName="Document" ma:contentTypeID="0x010100C9D738FE56F9DD4F818CEE0622FC80C0" ma:contentTypeVersion="0" ma:contentTypeDescription="Create a new document." ma:contentTypeScope="" ma:versionID="c733d375e9f13075cc482d188b8bae2c">
   <xsd:schema xmlns:xsd="http://www.w3.org/2001/XMLSchema" xmlns:p="http://schemas.microsoft.com/office/2006/metadata/properties" targetNamespace="http://schemas.microsoft.com/office/2006/metadata/properties" ma:root="true" ma:fieldsID="4aeb20c0e3442673af7ee10786458764">
     <xsd:element name="properties">
@@ -17862,26 +17915,27 @@
 </ct:contentTypeSchema>
 </file>
 
-<file path=customXml/item2.xml><?xml version="1.0" encoding="utf-8"?>
-<?mso-contentType ?>
-<FormTemplates xmlns="http://schemas.microsoft.com/sharepoint/v3/contenttype/forms">
-  <Display>DocumentLibraryForm</Display>
-  <Edit>DocumentLibraryForm</Edit>
-  <New>DocumentLibraryForm</New>
-</FormTemplates>
-</file>
-
-<file path=customXml/item3.xml><?xml version="1.0" encoding="utf-8"?>
-<p:properties xmlns:p="http://schemas.microsoft.com/office/2006/metadata/properties" xmlns:xsi="http://www.w3.org/2001/XMLSchema-instance">
-  <documentManagement/>
-</p:properties>
-</file>
-
 <file path=customXml/item4.xml><?xml version="1.0" encoding="utf-8"?>
 <b:Sources xmlns:b="http://schemas.openxmlformats.org/officeDocument/2006/bibliography" xmlns="http://schemas.openxmlformats.org/officeDocument/2006/bibliography" SelectedStyle="\APA.XSL" StyleName="APA"/>
 </file>
 
 <file path=customXml/itemProps1.xml><?xml version="1.0" encoding="utf-8"?>
+<ds:datastoreItem xmlns:ds="http://schemas.openxmlformats.org/officeDocument/2006/customXml" ds:itemID="{283A67FA-FB68-40D1-A1FD-BD4AEE599422}">
+  <ds:schemaRefs>
+    <ds:schemaRef ds:uri="http://schemas.microsoft.com/office/2006/metadata/properties"/>
+  </ds:schemaRefs>
+</ds:datastoreItem>
+</file>
+
+<file path=customXml/itemProps2.xml><?xml version="1.0" encoding="utf-8"?>
+<ds:datastoreItem xmlns:ds="http://schemas.openxmlformats.org/officeDocument/2006/customXml" ds:itemID="{9C2CE626-7193-49AD-BC45-D7AF4DFA65A4}">
+  <ds:schemaRefs>
+    <ds:schemaRef ds:uri="http://schemas.microsoft.com/sharepoint/v3/contenttype/forms"/>
+  </ds:schemaRefs>
+</ds:datastoreItem>
+</file>
+
+<file path=customXml/itemProps3.xml><?xml version="1.0" encoding="utf-8"?>
 <ds:datastoreItem xmlns:ds="http://schemas.openxmlformats.org/officeDocument/2006/customXml" ds:itemID="{94CFB702-9C76-4C98-BCB1-FF31686087A1}">
   <ds:schemaRefs>
     <ds:schemaRef ds:uri="http://schemas.microsoft.com/office/2006/metadata/contentType"/>
@@ -17896,22 +17950,6 @@
 </ds:datastoreItem>
 </file>
 
-<file path=customXml/itemProps2.xml><?xml version="1.0" encoding="utf-8"?>
-<ds:datastoreItem xmlns:ds="http://schemas.openxmlformats.org/officeDocument/2006/customXml" ds:itemID="{9C2CE626-7193-49AD-BC45-D7AF4DFA65A4}">
-  <ds:schemaRefs>
-    <ds:schemaRef ds:uri="http://schemas.microsoft.com/sharepoint/v3/contenttype/forms"/>
-  </ds:schemaRefs>
-</ds:datastoreItem>
-</file>
-
-<file path=customXml/itemProps3.xml><?xml version="1.0" encoding="utf-8"?>
-<ds:datastoreItem xmlns:ds="http://schemas.openxmlformats.org/officeDocument/2006/customXml" ds:itemID="{283A67FA-FB68-40D1-A1FD-BD4AEE599422}">
-  <ds:schemaRefs>
-    <ds:schemaRef ds:uri="http://schemas.microsoft.com/office/2006/metadata/properties"/>
-  </ds:schemaRefs>
-</ds:datastoreItem>
-</file>
-
 <file path=customXml/itemProps4.xml><?xml version="1.0" encoding="utf-8"?>
 <ds:datastoreItem xmlns:ds="http://schemas.openxmlformats.org/officeDocument/2006/customXml" ds:itemID="{0694A551-2EE6-4CF2-8171-91033EC66AF8}">
   <ds:schemaRefs>
